--- a/docs/Raphael_Kaique_Dias_Santos_-_EN.docx
+++ b/docs/Raphael_Kaique_Dias_Santos_-_EN.docx
@@ -29,7 +29,28 @@
           <w:b/>
           <w:sz w:val="20"/>
         </w:rPr>
-        <w:t>Backend / Full Stack Developer | PHP • Symfony • TypeScript • NestJS • Go • Gin</w:t>
+        <w:t xml:space="preserve">Backend / Full Stack Developer | PHP • Symfony • TypeScript • NestJS • Go • Gin • </w:t>
+      </w:r>
+      <w:r>
+        <w:rPr>
+          <w:b/>
+          <w:sz w:val="20"/>
+        </w:rPr>
+        <w:t>Java</w:t>
+      </w:r>
+      <w:r>
+        <w:rPr>
+          <w:b/>
+          <w:sz w:val="20"/>
+        </w:rPr>
+        <w:t xml:space="preserve"> • </w:t>
+      </w:r>
+      <w:r>
+        <w:rPr>
+          <w:b/>
+          <w:sz w:val="20"/>
+        </w:rPr>
+        <w:t>SpringBoot</w:t>
       </w:r>
     </w:p>
     <w:p>
@@ -63,7 +84,7 @@
       </w:pPr>
       <w:r>
         <w:rPr/>
-        <w:t>Software Developer working in software development since 2020, with a backend-oriented profile and experience across APIs, system integration, databases, Linux servers, distributed systems and software architecture. Strong alignment with PHP/Symfony, TypeScript/NestJS and Go/Gin stacks, supported by practical experience with REST/SOAP APIs, Docker, Git, Linux, MongoDB, PostgreSQL and relational databases. Experience delivering systems for IoT, telecommunications, AI, remote teleoperation and autonomous-vehicle environments, including high-performance and integration-heavy solutions.</w:t>
+        <w:t>Software Developer working in software development since 2020, with a backend-oriented profile and experience across APIs, system integration, databases, Linux servers, distributed systems and software architecture. Strong alignment with PHP/Symfony, TypeScript/NestJS, Java/SpringBoot and Go/Gin stacks, supported by practical experience with REST/SOAP APIs, Docker, Git, Linux, MongoDB, PostgreSQL and relational databases. Experience delivering systems for IoT, telecommunications, AI, remote teleoperation and autonomous-vehicle environments, including high-performance and integration-heavy solutions.</w:t>
       </w:r>
     </w:p>
     <w:p>
@@ -85,15 +106,7 @@
       </w:pPr>
       <w:r>
         <w:rPr/>
-        <w:t xml:space="preserve">Backend: PHP, Symfony, Laravel, TypeScript, Node.js, NestJS, Express.js, Go, Gin, </w:t>
-      </w:r>
-      <w:r>
-        <w:rPr/>
-        <w:t>Ruby, On Rails</w:t>
-      </w:r>
-      <w:r>
-        <w:rPr/>
-        <w:t>.</w:t>
+        <w:t>Backend: PHP, Symfony, TypeScript, Node.js, NestJS, Express.js, Go, Gin, Java, SpringBoot.</w:t>
       </w:r>
     </w:p>
     <w:p>
@@ -104,7 +117,7 @@
       </w:pPr>
       <w:r>
         <w:rPr/>
-        <w:t>Databases: PostgreSQL, SQLite, MongoDB, Redis, Neo4j.</w:t>
+        <w:t>Databases: Oracle, PostgreSQL, SQLite, MongoDB, Redis, Neo4j.</w:t>
       </w:r>
     </w:p>
     <w:p>
@@ -148,15 +161,7 @@
       </w:pPr>
       <w:r>
         <w:rPr/>
-        <w:t xml:space="preserve">Additional: JavaScript, Angular, </w:t>
-      </w:r>
-      <w:r>
-        <w:rPr/>
-        <w:t>C#/ASP/.NET, Java/SpringBoot,</w:t>
-      </w:r>
-      <w:r>
-        <w:rPr/>
-        <w:t xml:space="preserve"> C/C++, Python, Qt/QML, IoT, telemetry, CAN/CANopen, OpenCV, FFmpeg/GStreamer.</w:t>
+        <w:t>Additional: JavaScript, Angular, C#/ASP/.NET, Java/SpringBoot, C/C++, Python, Qt/QML, IoT, telemetry, CAN/CANopen, OpenCV, FFmpeg/GStreamer.</w:t>
       </w:r>
     </w:p>
     <w:p>
@@ -248,23 +253,7 @@
       </w:pPr>
       <w:r>
         <w:rPr/>
-        <w:t>Work with PHP/</w:t>
-      </w:r>
-      <w:r>
-        <w:rPr/>
-        <w:t>Symfony</w:t>
-      </w:r>
-      <w:r>
-        <w:rPr/>
-        <w:t xml:space="preserve">, JavaScript/TypeScript, Node.js/NestJS, Linux, NGINX, Docker/Compose, Git, ShellScript, MongoDB, Redis, </w:t>
-      </w:r>
-      <w:r>
-        <w:rPr/>
-        <w:t>MySQL and SQLite</w:t>
-      </w:r>
-      <w:r>
-        <w:rPr/>
-        <w:t>.</w:t>
+        <w:t>Work with PHP/Symfony, JavaScript/TypeScript, Node.js/NestJS, Linux, NGINX, Docker/Compose, Git, ShellScript, MongoDB, Redis, MySQL and SQLite.</w:t>
       </w:r>
     </w:p>
     <w:p>
@@ -693,6 +682,7 @@
         </w:tabs>
         <w:ind w:left="1080" w:hanging="360"/>
       </w:pPr>
+      <w:rPr/>
     </w:lvl>
     <w:lvl w:ilvl="2">
       <w:start w:val="1"/>
@@ -705,6 +695,7 @@
         </w:tabs>
         <w:ind w:left="1440" w:hanging="360"/>
       </w:pPr>
+      <w:rPr/>
     </w:lvl>
     <w:lvl w:ilvl="3">
       <w:start w:val="1"/>
@@ -717,6 +708,7 @@
         </w:tabs>
         <w:ind w:left="1800" w:hanging="360"/>
       </w:pPr>
+      <w:rPr/>
     </w:lvl>
     <w:lvl w:ilvl="4">
       <w:start w:val="1"/>
@@ -729,6 +721,7 @@
         </w:tabs>
         <w:ind w:left="2160" w:hanging="360"/>
       </w:pPr>
+      <w:rPr/>
     </w:lvl>
     <w:lvl w:ilvl="5">
       <w:start w:val="1"/>
@@ -741,6 +734,7 @@
         </w:tabs>
         <w:ind w:left="2520" w:hanging="360"/>
       </w:pPr>
+      <w:rPr/>
     </w:lvl>
     <w:lvl w:ilvl="6">
       <w:start w:val="1"/>
@@ -753,6 +747,7 @@
         </w:tabs>
         <w:ind w:left="2880" w:hanging="360"/>
       </w:pPr>
+      <w:rPr/>
     </w:lvl>
     <w:lvl w:ilvl="7">
       <w:start w:val="1"/>
@@ -765,6 +760,7 @@
         </w:tabs>
         <w:ind w:left="3240" w:hanging="360"/>
       </w:pPr>
+      <w:rPr/>
     </w:lvl>
     <w:lvl w:ilvl="8">
       <w:start w:val="1"/>
@@ -777,6 +773,7 @@
         </w:tabs>
         <w:ind w:left="3600" w:hanging="360"/>
       </w:pPr>
+      <w:rPr/>
     </w:lvl>
   </w:abstractNum>
   <w:abstractNum w:abstractNumId="2">
@@ -806,6 +803,7 @@
         </w:tabs>
         <w:ind w:left="1080" w:hanging="360"/>
       </w:pPr>
+      <w:rPr/>
     </w:lvl>
     <w:lvl w:ilvl="2">
       <w:start w:val="1"/>
@@ -818,6 +816,7 @@
         </w:tabs>
         <w:ind w:left="1440" w:hanging="360"/>
       </w:pPr>
+      <w:rPr/>
     </w:lvl>
     <w:lvl w:ilvl="3">
       <w:start w:val="1"/>
@@ -830,6 +829,7 @@
         </w:tabs>
         <w:ind w:left="1800" w:hanging="360"/>
       </w:pPr>
+      <w:rPr/>
     </w:lvl>
     <w:lvl w:ilvl="4">
       <w:start w:val="1"/>
@@ -842,6 +842,7 @@
         </w:tabs>
         <w:ind w:left="2160" w:hanging="360"/>
       </w:pPr>
+      <w:rPr/>
     </w:lvl>
     <w:lvl w:ilvl="5">
       <w:start w:val="1"/>
@@ -854,6 +855,7 @@
         </w:tabs>
         <w:ind w:left="2520" w:hanging="360"/>
       </w:pPr>
+      <w:rPr/>
     </w:lvl>
     <w:lvl w:ilvl="6">
       <w:start w:val="1"/>
@@ -866,6 +868,7 @@
         </w:tabs>
         <w:ind w:left="2880" w:hanging="360"/>
       </w:pPr>
+      <w:rPr/>
     </w:lvl>
     <w:lvl w:ilvl="7">
       <w:start w:val="1"/>
@@ -878,6 +881,7 @@
         </w:tabs>
         <w:ind w:left="3240" w:hanging="360"/>
       </w:pPr>
+      <w:rPr/>
     </w:lvl>
     <w:lvl w:ilvl="8">
       <w:start w:val="1"/>
@@ -890,6 +894,7 @@
         </w:tabs>
         <w:ind w:left="3600" w:hanging="360"/>
       </w:pPr>
+      <w:rPr/>
     </w:lvl>
   </w:abstractNum>
   <w:abstractNum w:abstractNumId="3">
@@ -919,6 +924,7 @@
         </w:tabs>
         <w:ind w:left="1080" w:hanging="360"/>
       </w:pPr>
+      <w:rPr/>
     </w:lvl>
     <w:lvl w:ilvl="2">
       <w:start w:val="1"/>
@@ -931,6 +937,7 @@
         </w:tabs>
         <w:ind w:left="1440" w:hanging="360"/>
       </w:pPr>
+      <w:rPr/>
     </w:lvl>
     <w:lvl w:ilvl="3">
       <w:start w:val="1"/>
@@ -943,6 +950,7 @@
         </w:tabs>
         <w:ind w:left="1800" w:hanging="360"/>
       </w:pPr>
+      <w:rPr/>
     </w:lvl>
     <w:lvl w:ilvl="4">
       <w:start w:val="1"/>
@@ -955,6 +963,7 @@
         </w:tabs>
         <w:ind w:left="2160" w:hanging="360"/>
       </w:pPr>
+      <w:rPr/>
     </w:lvl>
     <w:lvl w:ilvl="5">
       <w:start w:val="1"/>
@@ -967,6 +976,7 @@
         </w:tabs>
         <w:ind w:left="2520" w:hanging="360"/>
       </w:pPr>
+      <w:rPr/>
     </w:lvl>
     <w:lvl w:ilvl="6">
       <w:start w:val="1"/>
@@ -979,6 +989,7 @@
         </w:tabs>
         <w:ind w:left="2880" w:hanging="360"/>
       </w:pPr>
+      <w:rPr/>
     </w:lvl>
     <w:lvl w:ilvl="7">
       <w:start w:val="1"/>
@@ -991,6 +1002,7 @@
         </w:tabs>
         <w:ind w:left="3240" w:hanging="360"/>
       </w:pPr>
+      <w:rPr/>
     </w:lvl>
     <w:lvl w:ilvl="8">
       <w:start w:val="1"/>
@@ -1003,6 +1015,7 @@
         </w:tabs>
         <w:ind w:left="3600" w:hanging="360"/>
       </w:pPr>
+      <w:rPr/>
     </w:lvl>
   </w:abstractNum>
   <w:abstractNum w:abstractNumId="4">
@@ -1030,6 +1043,7 @@
         </w:tabs>
         <w:ind w:left="1080" w:hanging="360"/>
       </w:pPr>
+      <w:rPr/>
     </w:lvl>
     <w:lvl w:ilvl="2">
       <w:start w:val="1"/>
@@ -1042,6 +1056,7 @@
         </w:tabs>
         <w:ind w:left="1440" w:hanging="360"/>
       </w:pPr>
+      <w:rPr/>
     </w:lvl>
     <w:lvl w:ilvl="3">
       <w:start w:val="1"/>
@@ -1054,6 +1069,7 @@
         </w:tabs>
         <w:ind w:left="1800" w:hanging="360"/>
       </w:pPr>
+      <w:rPr/>
     </w:lvl>
     <w:lvl w:ilvl="4">
       <w:start w:val="1"/>
@@ -1066,6 +1082,7 @@
         </w:tabs>
         <w:ind w:left="2160" w:hanging="360"/>
       </w:pPr>
+      <w:rPr/>
     </w:lvl>
     <w:lvl w:ilvl="5">
       <w:start w:val="1"/>
@@ -1078,6 +1095,7 @@
         </w:tabs>
         <w:ind w:left="2520" w:hanging="360"/>
       </w:pPr>
+      <w:rPr/>
     </w:lvl>
     <w:lvl w:ilvl="6">
       <w:start w:val="1"/>
@@ -1090,6 +1108,7 @@
         </w:tabs>
         <w:ind w:left="2880" w:hanging="360"/>
       </w:pPr>
+      <w:rPr/>
     </w:lvl>
     <w:lvl w:ilvl="7">
       <w:start w:val="1"/>
@@ -1102,6 +1121,7 @@
         </w:tabs>
         <w:ind w:left="3240" w:hanging="360"/>
       </w:pPr>
+      <w:rPr/>
     </w:lvl>
     <w:lvl w:ilvl="8">
       <w:start w:val="1"/>
@@ -1114,6 +1134,7 @@
         </w:tabs>
         <w:ind w:left="3600" w:hanging="360"/>
       </w:pPr>
+      <w:rPr/>
     </w:lvl>
   </w:abstractNum>
   <w:abstractNum w:abstractNumId="5">
@@ -1141,6 +1162,7 @@
         </w:tabs>
         <w:ind w:left="1080" w:hanging="360"/>
       </w:pPr>
+      <w:rPr/>
     </w:lvl>
     <w:lvl w:ilvl="2">
       <w:start w:val="1"/>
@@ -1153,6 +1175,7 @@
         </w:tabs>
         <w:ind w:left="1440" w:hanging="360"/>
       </w:pPr>
+      <w:rPr/>
     </w:lvl>
     <w:lvl w:ilvl="3">
       <w:start w:val="1"/>
@@ -1165,6 +1188,7 @@
         </w:tabs>
         <w:ind w:left="1800" w:hanging="360"/>
       </w:pPr>
+      <w:rPr/>
     </w:lvl>
     <w:lvl w:ilvl="4">
       <w:start w:val="1"/>
@@ -1177,6 +1201,7 @@
         </w:tabs>
         <w:ind w:left="2160" w:hanging="360"/>
       </w:pPr>
+      <w:rPr/>
     </w:lvl>
     <w:lvl w:ilvl="5">
       <w:start w:val="1"/>
@@ -1189,6 +1214,7 @@
         </w:tabs>
         <w:ind w:left="2520" w:hanging="360"/>
       </w:pPr>
+      <w:rPr/>
     </w:lvl>
     <w:lvl w:ilvl="6">
       <w:start w:val="1"/>
@@ -1201,6 +1227,7 @@
         </w:tabs>
         <w:ind w:left="2880" w:hanging="360"/>
       </w:pPr>
+      <w:rPr/>
     </w:lvl>
     <w:lvl w:ilvl="7">
       <w:start w:val="1"/>
@@ -1213,6 +1240,7 @@
         </w:tabs>
         <w:ind w:left="3240" w:hanging="360"/>
       </w:pPr>
+      <w:rPr/>
     </w:lvl>
     <w:lvl w:ilvl="8">
       <w:start w:val="1"/>
@@ -1225,6 +1253,7 @@
         </w:tabs>
         <w:ind w:left="3600" w:hanging="360"/>
       </w:pPr>
+      <w:rPr/>
     </w:lvl>
   </w:abstractNum>
   <w:abstractNum w:abstractNumId="6">
@@ -1252,6 +1281,7 @@
         </w:tabs>
         <w:ind w:left="1080" w:hanging="360"/>
       </w:pPr>
+      <w:rPr/>
     </w:lvl>
     <w:lvl w:ilvl="2">
       <w:start w:val="1"/>
@@ -1264,6 +1294,7 @@
         </w:tabs>
         <w:ind w:left="1440" w:hanging="360"/>
       </w:pPr>
+      <w:rPr/>
     </w:lvl>
     <w:lvl w:ilvl="3">
       <w:start w:val="1"/>
@@ -1276,6 +1307,7 @@
         </w:tabs>
         <w:ind w:left="1800" w:hanging="360"/>
       </w:pPr>
+      <w:rPr/>
     </w:lvl>
     <w:lvl w:ilvl="4">
       <w:start w:val="1"/>
@@ -1288,6 +1320,7 @@
         </w:tabs>
         <w:ind w:left="2160" w:hanging="360"/>
       </w:pPr>
+      <w:rPr/>
     </w:lvl>
     <w:lvl w:ilvl="5">
       <w:start w:val="1"/>
@@ -1300,6 +1333,7 @@
         </w:tabs>
         <w:ind w:left="2520" w:hanging="360"/>
       </w:pPr>
+      <w:rPr/>
     </w:lvl>
     <w:lvl w:ilvl="6">
       <w:start w:val="1"/>
@@ -1312,6 +1346,7 @@
         </w:tabs>
         <w:ind w:left="2880" w:hanging="360"/>
       </w:pPr>
+      <w:rPr/>
     </w:lvl>
     <w:lvl w:ilvl="7">
       <w:start w:val="1"/>
@@ -1324,6 +1359,7 @@
         </w:tabs>
         <w:ind w:left="3240" w:hanging="360"/>
       </w:pPr>
+      <w:rPr/>
     </w:lvl>
     <w:lvl w:ilvl="8">
       <w:start w:val="1"/>
@@ -1336,6 +1372,7 @@
         </w:tabs>
         <w:ind w:left="3600" w:hanging="360"/>
       </w:pPr>
+      <w:rPr/>
     </w:lvl>
   </w:abstractNum>
   <w:abstractNum w:abstractNumId="7">
@@ -1486,7 +1523,7 @@
   <w:docDefaults>
     <w:rPrDefault>
       <w:rPr>
-        <w:rFonts w:ascii="Cambria" w:hAnsi="Cambria" w:eastAsia="ＭＳ 明朝" w:cs="" w:asciiTheme="minorHAnsi" w:cstheme="minorBidi" w:eastAsiaTheme="minorEastAsia" w:hAnsiTheme="minorHAnsi"/>
+        <w:rFonts w:ascii="Cambria" w:hAnsi="Cambria" w:eastAsia="" w:cs="" w:asciiTheme="minorHAnsi" w:cstheme="minorBidi" w:eastAsiaTheme="minorEastAsia" w:hAnsiTheme="minorHAnsi"/>
         <w:sz w:val="22"/>
         <w:szCs w:val="22"/>
         <w:lang w:val="en-US" w:eastAsia="en-US" w:bidi="ar-SA"/>
@@ -1643,12 +1680,13 @@
     <w:rsid w:val="00fc693f"/>
     <w:pPr>
       <w:widowControl/>
+      <w:suppressAutoHyphens w:val="true"/>
       <w:bidi w:val="0"/>
       <w:spacing w:lineRule="auto" w:line="276" w:before="0" w:after="200"/>
       <w:jc w:val="left"/>
     </w:pPr>
     <w:rPr>
-      <w:rFonts w:ascii="Arial" w:hAnsi="Arial" w:eastAsia="ＭＳ 明朝" w:cs="" w:cstheme="minorBidi" w:eastAsiaTheme="minorEastAsia"/>
+      <w:rFonts w:ascii="Arial" w:hAnsi="Arial" w:eastAsia="" w:cs="" w:cstheme="minorBidi" w:eastAsiaTheme="minorEastAsia"/>
       <w:color w:val="auto"/>
       <w:kern w:val="0"/>
       <w:sz w:val="18"/>
@@ -1671,7 +1709,7 @@
       <w:outlineLvl w:val="0"/>
     </w:pPr>
     <w:rPr>
-      <w:rFonts w:ascii="Calibri" w:hAnsi="Calibri" w:eastAsia="ＭＳ ゴシック" w:cs="" w:asciiTheme="majorHAnsi" w:cstheme="majorBidi" w:eastAsiaTheme="majorEastAsia" w:hAnsiTheme="majorHAnsi"/>
+      <w:rFonts w:ascii="Calibri" w:hAnsi="Calibri" w:eastAsia="" w:cs="" w:asciiTheme="majorHAnsi" w:cstheme="majorBidi" w:eastAsiaTheme="majorEastAsia" w:hAnsiTheme="majorHAnsi"/>
       <w:b/>
       <w:bCs/>
       <w:color w:themeColor="accent1" w:themeShade="bf" w:val="365F91"/>
@@ -1695,7 +1733,7 @@
       <w:outlineLvl w:val="1"/>
     </w:pPr>
     <w:rPr>
-      <w:rFonts w:ascii="Calibri" w:hAnsi="Calibri" w:eastAsia="ＭＳ ゴシック" w:cs="" w:asciiTheme="majorHAnsi" w:cstheme="majorBidi" w:eastAsiaTheme="majorEastAsia" w:hAnsiTheme="majorHAnsi"/>
+      <w:rFonts w:ascii="Calibri" w:hAnsi="Calibri" w:eastAsia="" w:cs="" w:asciiTheme="majorHAnsi" w:cstheme="majorBidi" w:eastAsiaTheme="majorEastAsia" w:hAnsiTheme="majorHAnsi"/>
       <w:b/>
       <w:bCs/>
       <w:color w:themeColor="accent1" w:val="4F81BD"/>
@@ -1719,7 +1757,7 @@
       <w:outlineLvl w:val="2"/>
     </w:pPr>
     <w:rPr>
-      <w:rFonts w:ascii="Calibri" w:hAnsi="Calibri" w:eastAsia="ＭＳ ゴシック" w:cs="" w:asciiTheme="majorHAnsi" w:cstheme="majorBidi" w:eastAsiaTheme="majorEastAsia" w:hAnsiTheme="majorHAnsi"/>
+      <w:rFonts w:ascii="Calibri" w:hAnsi="Calibri" w:eastAsia="" w:cs="" w:asciiTheme="majorHAnsi" w:cstheme="majorBidi" w:eastAsiaTheme="majorEastAsia" w:hAnsiTheme="majorHAnsi"/>
       <w:b/>
       <w:bCs/>
       <w:color w:themeColor="accent1" w:val="4F81BD"/>
@@ -1742,7 +1780,7 @@
       <w:outlineLvl w:val="3"/>
     </w:pPr>
     <w:rPr>
-      <w:rFonts w:ascii="Calibri" w:hAnsi="Calibri" w:eastAsia="ＭＳ ゴシック" w:cs="" w:asciiTheme="majorHAnsi" w:cstheme="majorBidi" w:eastAsiaTheme="majorEastAsia" w:hAnsiTheme="majorHAnsi"/>
+      <w:rFonts w:ascii="Calibri" w:hAnsi="Calibri" w:eastAsia="" w:cs="" w:asciiTheme="majorHAnsi" w:cstheme="majorBidi" w:eastAsiaTheme="majorEastAsia" w:hAnsiTheme="majorHAnsi"/>
       <w:b/>
       <w:bCs/>
       <w:i/>
@@ -1767,7 +1805,7 @@
       <w:outlineLvl w:val="4"/>
     </w:pPr>
     <w:rPr>
-      <w:rFonts w:ascii="Calibri" w:hAnsi="Calibri" w:eastAsia="ＭＳ ゴシック" w:cs="" w:asciiTheme="majorHAnsi" w:cstheme="majorBidi" w:eastAsiaTheme="majorEastAsia" w:hAnsiTheme="majorHAnsi"/>
+      <w:rFonts w:ascii="Calibri" w:hAnsi="Calibri" w:eastAsia="" w:cs="" w:asciiTheme="majorHAnsi" w:cstheme="majorBidi" w:eastAsiaTheme="majorEastAsia" w:hAnsiTheme="majorHAnsi"/>
       <w:color w:themeColor="accent1" w:themeShade="7f" w:val="243F60"/>
     </w:rPr>
   </w:style>
@@ -1788,7 +1826,7 @@
       <w:outlineLvl w:val="5"/>
     </w:pPr>
     <w:rPr>
-      <w:rFonts w:ascii="Calibri" w:hAnsi="Calibri" w:eastAsia="ＭＳ ゴシック" w:cs="" w:asciiTheme="majorHAnsi" w:cstheme="majorBidi" w:eastAsiaTheme="majorEastAsia" w:hAnsiTheme="majorHAnsi"/>
+      <w:rFonts w:ascii="Calibri" w:hAnsi="Calibri" w:eastAsia="" w:cs="" w:asciiTheme="majorHAnsi" w:cstheme="majorBidi" w:eastAsiaTheme="majorEastAsia" w:hAnsiTheme="majorHAnsi"/>
       <w:i/>
       <w:iCs/>
       <w:color w:themeColor="accent1" w:themeShade="7f" w:val="243F60"/>
@@ -1811,7 +1849,7 @@
       <w:outlineLvl w:val="6"/>
     </w:pPr>
     <w:rPr>
-      <w:rFonts w:ascii="Calibri" w:hAnsi="Calibri" w:eastAsia="ＭＳ ゴシック" w:cs="" w:asciiTheme="majorHAnsi" w:cstheme="majorBidi" w:eastAsiaTheme="majorEastAsia" w:hAnsiTheme="majorHAnsi"/>
+      <w:rFonts w:ascii="Calibri" w:hAnsi="Calibri" w:eastAsia="" w:cs="" w:asciiTheme="majorHAnsi" w:cstheme="majorBidi" w:eastAsiaTheme="majorEastAsia" w:hAnsiTheme="majorHAnsi"/>
       <w:i/>
       <w:iCs/>
       <w:color w:themeColor="text1" w:themeTint="bf" w:val="404040"/>
@@ -1834,7 +1872,7 @@
       <w:outlineLvl w:val="7"/>
     </w:pPr>
     <w:rPr>
-      <w:rFonts w:ascii="Calibri" w:hAnsi="Calibri" w:eastAsia="ＭＳ ゴシック" w:cs="" w:asciiTheme="majorHAnsi" w:cstheme="majorBidi" w:eastAsiaTheme="majorEastAsia" w:hAnsiTheme="majorHAnsi"/>
+      <w:rFonts w:ascii="Calibri" w:hAnsi="Calibri" w:eastAsia="" w:cs="" w:asciiTheme="majorHAnsi" w:cstheme="majorBidi" w:eastAsiaTheme="majorEastAsia" w:hAnsiTheme="majorHAnsi"/>
       <w:color w:themeColor="accent1" w:val="4F81BD"/>
       <w:sz w:val="20"/>
       <w:szCs w:val="20"/>
@@ -1857,7 +1895,7 @@
       <w:outlineLvl w:val="8"/>
     </w:pPr>
     <w:rPr>
-      <w:rFonts w:ascii="Calibri" w:hAnsi="Calibri" w:eastAsia="ＭＳ ゴシック" w:cs="" w:asciiTheme="majorHAnsi" w:cstheme="majorBidi" w:eastAsiaTheme="majorEastAsia" w:hAnsiTheme="majorHAnsi"/>
+      <w:rFonts w:ascii="Calibri" w:hAnsi="Calibri" w:eastAsia="" w:cs="" w:asciiTheme="majorHAnsi" w:cstheme="majorBidi" w:eastAsiaTheme="majorEastAsia" w:hAnsiTheme="majorHAnsi"/>
       <w:i/>
       <w:iCs/>
       <w:color w:themeColor="text1" w:themeTint="bf" w:val="404040"/>
@@ -1899,7 +1937,7 @@
     <w:qFormat/>
     <w:rsid w:val="00fc693f"/>
     <w:rPr>
-      <w:rFonts w:ascii="Calibri" w:hAnsi="Calibri" w:eastAsia="ＭＳ ゴシック" w:cs="" w:asciiTheme="majorHAnsi" w:cstheme="majorBidi" w:eastAsiaTheme="majorEastAsia" w:hAnsiTheme="majorHAnsi"/>
+      <w:rFonts w:ascii="Calibri" w:hAnsi="Calibri" w:eastAsia="" w:cs="" w:asciiTheme="majorHAnsi" w:cstheme="majorBidi" w:eastAsiaTheme="majorEastAsia" w:hAnsiTheme="majorHAnsi"/>
       <w:b/>
       <w:bCs/>
       <w:color w:themeColor="accent1" w:themeShade="bf" w:val="365F91"/>
@@ -1915,7 +1953,7 @@
     <w:qFormat/>
     <w:rsid w:val="00fc693f"/>
     <w:rPr>
-      <w:rFonts w:ascii="Calibri" w:hAnsi="Calibri" w:eastAsia="ＭＳ ゴシック" w:cs="" w:asciiTheme="majorHAnsi" w:cstheme="majorBidi" w:eastAsiaTheme="majorEastAsia" w:hAnsiTheme="majorHAnsi"/>
+      <w:rFonts w:ascii="Calibri" w:hAnsi="Calibri" w:eastAsia="" w:cs="" w:asciiTheme="majorHAnsi" w:cstheme="majorBidi" w:eastAsiaTheme="majorEastAsia" w:hAnsiTheme="majorHAnsi"/>
       <w:b/>
       <w:bCs/>
       <w:color w:themeColor="accent1" w:val="4F81BD"/>
@@ -1931,7 +1969,7 @@
     <w:qFormat/>
     <w:rsid w:val="00fc693f"/>
     <w:rPr>
-      <w:rFonts w:ascii="Calibri" w:hAnsi="Calibri" w:eastAsia="ＭＳ ゴシック" w:cs="" w:asciiTheme="majorHAnsi" w:cstheme="majorBidi" w:eastAsiaTheme="majorEastAsia" w:hAnsiTheme="majorHAnsi"/>
+      <w:rFonts w:ascii="Calibri" w:hAnsi="Calibri" w:eastAsia="" w:cs="" w:asciiTheme="majorHAnsi" w:cstheme="majorBidi" w:eastAsiaTheme="majorEastAsia" w:hAnsiTheme="majorHAnsi"/>
       <w:b/>
       <w:bCs/>
       <w:color w:themeColor="accent1" w:val="4F81BD"/>
@@ -1945,7 +1983,7 @@
     <w:qFormat/>
     <w:rsid w:val="00fc693f"/>
     <w:rPr>
-      <w:rFonts w:ascii="Calibri" w:hAnsi="Calibri" w:eastAsia="ＭＳ ゴシック" w:cs="" w:asciiTheme="majorHAnsi" w:cstheme="majorBidi" w:eastAsiaTheme="majorEastAsia" w:hAnsiTheme="majorHAnsi"/>
+      <w:rFonts w:ascii="Calibri" w:hAnsi="Calibri" w:eastAsia="" w:cs="" w:asciiTheme="majorHAnsi" w:cstheme="majorBidi" w:eastAsiaTheme="majorEastAsia" w:hAnsiTheme="majorHAnsi"/>
       <w:color w:themeColor="text2" w:themeShade="bf" w:val="17365D"/>
       <w:spacing w:val="5"/>
       <w:kern w:val="2"/>
@@ -1961,7 +1999,7 @@
     <w:qFormat/>
     <w:rsid w:val="00fc693f"/>
     <w:rPr>
-      <w:rFonts w:ascii="Calibri" w:hAnsi="Calibri" w:eastAsia="ＭＳ ゴシック" w:cs="" w:asciiTheme="majorHAnsi" w:cstheme="majorBidi" w:eastAsiaTheme="majorEastAsia" w:hAnsiTheme="majorHAnsi"/>
+      <w:rFonts w:ascii="Calibri" w:hAnsi="Calibri" w:eastAsia="" w:cs="" w:asciiTheme="majorHAnsi" w:cstheme="majorBidi" w:eastAsiaTheme="majorEastAsia" w:hAnsiTheme="majorHAnsi"/>
       <w:i/>
       <w:iCs/>
       <w:color w:themeColor="accent1" w:val="4F81BD"/>
@@ -2034,7 +2072,7 @@
     <w:qFormat/>
     <w:rsid w:val="00fc693f"/>
     <w:rPr>
-      <w:rFonts w:ascii="Calibri" w:hAnsi="Calibri" w:eastAsia="ＭＳ ゴシック" w:cs="" w:asciiTheme="majorHAnsi" w:cstheme="majorBidi" w:eastAsiaTheme="majorEastAsia" w:hAnsiTheme="majorHAnsi"/>
+      <w:rFonts w:ascii="Calibri" w:hAnsi="Calibri" w:eastAsia="" w:cs="" w:asciiTheme="majorHAnsi" w:cstheme="majorBidi" w:eastAsiaTheme="majorEastAsia" w:hAnsiTheme="majorHAnsi"/>
       <w:b/>
       <w:bCs/>
       <w:i/>
@@ -2051,7 +2089,7 @@
     <w:qFormat/>
     <w:rsid w:val="00fc693f"/>
     <w:rPr>
-      <w:rFonts w:ascii="Calibri" w:hAnsi="Calibri" w:eastAsia="ＭＳ ゴシック" w:cs="" w:asciiTheme="majorHAnsi" w:cstheme="majorBidi" w:eastAsiaTheme="majorEastAsia" w:hAnsiTheme="majorHAnsi"/>
+      <w:rFonts w:ascii="Calibri" w:hAnsi="Calibri" w:eastAsia="" w:cs="" w:asciiTheme="majorHAnsi" w:cstheme="majorBidi" w:eastAsiaTheme="majorEastAsia" w:hAnsiTheme="majorHAnsi"/>
       <w:color w:themeColor="accent1" w:themeShade="7f" w:val="243F60"/>
     </w:rPr>
   </w:style>
@@ -2064,7 +2102,7 @@
     <w:qFormat/>
     <w:rsid w:val="00fc693f"/>
     <w:rPr>
-      <w:rFonts w:ascii="Calibri" w:hAnsi="Calibri" w:eastAsia="ＭＳ ゴシック" w:cs="" w:asciiTheme="majorHAnsi" w:cstheme="majorBidi" w:eastAsiaTheme="majorEastAsia" w:hAnsiTheme="majorHAnsi"/>
+      <w:rFonts w:ascii="Calibri" w:hAnsi="Calibri" w:eastAsia="" w:cs="" w:asciiTheme="majorHAnsi" w:cstheme="majorBidi" w:eastAsiaTheme="majorEastAsia" w:hAnsiTheme="majorHAnsi"/>
       <w:i/>
       <w:iCs/>
       <w:color w:themeColor="accent1" w:themeShade="7f" w:val="243F60"/>
@@ -2079,7 +2117,7 @@
     <w:qFormat/>
     <w:rsid w:val="00fc693f"/>
     <w:rPr>
-      <w:rFonts w:ascii="Calibri" w:hAnsi="Calibri" w:eastAsia="ＭＳ ゴシック" w:cs="" w:asciiTheme="majorHAnsi" w:cstheme="majorBidi" w:eastAsiaTheme="majorEastAsia" w:hAnsiTheme="majorHAnsi"/>
+      <w:rFonts w:ascii="Calibri" w:hAnsi="Calibri" w:eastAsia="" w:cs="" w:asciiTheme="majorHAnsi" w:cstheme="majorBidi" w:eastAsiaTheme="majorEastAsia" w:hAnsiTheme="majorHAnsi"/>
       <w:i/>
       <w:iCs/>
       <w:color w:themeColor="text1" w:themeTint="bf" w:val="404040"/>
@@ -2094,7 +2132,7 @@
     <w:qFormat/>
     <w:rsid w:val="00fc693f"/>
     <w:rPr>
-      <w:rFonts w:ascii="Calibri" w:hAnsi="Calibri" w:eastAsia="ＭＳ ゴシック" w:cs="" w:asciiTheme="majorHAnsi" w:cstheme="majorBidi" w:eastAsiaTheme="majorEastAsia" w:hAnsiTheme="majorHAnsi"/>
+      <w:rFonts w:ascii="Calibri" w:hAnsi="Calibri" w:eastAsia="" w:cs="" w:asciiTheme="majorHAnsi" w:cstheme="majorBidi" w:eastAsiaTheme="majorEastAsia" w:hAnsiTheme="majorHAnsi"/>
       <w:color w:themeColor="accent1" w:val="4F81BD"/>
       <w:sz w:val="20"/>
       <w:szCs w:val="20"/>
@@ -2109,7 +2147,7 @@
     <w:qFormat/>
     <w:rsid w:val="00fc693f"/>
     <w:rPr>
-      <w:rFonts w:ascii="Calibri" w:hAnsi="Calibri" w:eastAsia="ＭＳ ゴシック" w:cs="" w:asciiTheme="majorHAnsi" w:cstheme="majorBidi" w:eastAsiaTheme="majorEastAsia" w:hAnsiTheme="majorHAnsi"/>
+      <w:rFonts w:ascii="Calibri" w:hAnsi="Calibri" w:eastAsia="" w:cs="" w:asciiTheme="majorHAnsi" w:cstheme="majorBidi" w:eastAsiaTheme="majorEastAsia" w:hAnsiTheme="majorHAnsi"/>
       <w:i/>
       <w:iCs/>
       <w:color w:themeColor="text1" w:themeTint="bf" w:val="404040"/>
@@ -2339,12 +2377,13 @@
     <w:rsid w:val="00fc693f"/>
     <w:pPr>
       <w:widowControl/>
+      <w:suppressAutoHyphens w:val="true"/>
       <w:bidi w:val="0"/>
       <w:spacing w:lineRule="auto" w:line="240" w:before="0" w:after="0"/>
       <w:jc w:val="left"/>
     </w:pPr>
     <w:rPr>
-      <w:rFonts w:ascii="Cambria" w:hAnsi="Cambria" w:eastAsia="ＭＳ 明朝" w:cs="" w:asciiTheme="minorHAnsi" w:cstheme="minorBidi" w:eastAsiaTheme="minorEastAsia" w:hAnsiTheme="minorHAnsi"/>
+      <w:rFonts w:ascii="Cambria" w:hAnsi="Cambria" w:eastAsia="" w:cs="" w:asciiTheme="minorHAnsi" w:cstheme="minorBidi" w:eastAsiaTheme="minorEastAsia" w:hAnsiTheme="minorHAnsi"/>
       <w:color w:val="auto"/>
       <w:kern w:val="0"/>
       <w:sz w:val="22"/>
@@ -2368,7 +2407,7 @@
       <w:contextualSpacing/>
     </w:pPr>
     <w:rPr>
-      <w:rFonts w:ascii="Calibri" w:hAnsi="Calibri" w:eastAsia="ＭＳ ゴシック" w:cs="" w:asciiTheme="majorHAnsi" w:cstheme="majorBidi" w:eastAsiaTheme="majorEastAsia" w:hAnsiTheme="majorHAnsi"/>
+      <w:rFonts w:ascii="Calibri" w:hAnsi="Calibri" w:eastAsia="" w:cs="" w:asciiTheme="majorHAnsi" w:cstheme="majorBidi" w:eastAsiaTheme="majorEastAsia" w:hAnsiTheme="majorHAnsi"/>
       <w:b/>
       <w:color w:themeColor="text2" w:themeShade="bf" w:val="17365D"/>
       <w:spacing w:val="5"/>
@@ -2387,7 +2426,7 @@
     <w:rsid w:val="00fc693f"/>
     <w:pPr/>
     <w:rPr>
-      <w:rFonts w:ascii="Calibri" w:hAnsi="Calibri" w:eastAsia="ＭＳ ゴシック" w:cs="" w:asciiTheme="majorHAnsi" w:cstheme="majorBidi" w:eastAsiaTheme="majorEastAsia" w:hAnsiTheme="majorHAnsi"/>
+      <w:rFonts w:ascii="Calibri" w:hAnsi="Calibri" w:eastAsia="" w:cs="" w:asciiTheme="majorHAnsi" w:cstheme="majorBidi" w:eastAsiaTheme="majorEastAsia" w:hAnsiTheme="majorHAnsi"/>
       <w:i/>
       <w:iCs/>
       <w:color w:themeColor="accent1" w:val="4F81BD"/>
@@ -2620,12 +2659,13 @@
         <w:tab w:val="left" w:pos="3456" w:leader="none"/>
         <w:tab w:val="left" w:pos="4032" w:leader="none"/>
       </w:tabs>
+      <w:suppressAutoHyphens w:val="true"/>
       <w:bidi w:val="0"/>
       <w:spacing w:lineRule="auto" w:line="276" w:before="0" w:after="200"/>
       <w:jc w:val="left"/>
     </w:pPr>
     <w:rPr>
-      <w:rFonts w:ascii="Courier" w:hAnsi="Courier" w:eastAsia="ＭＳ 明朝" w:cs="" w:cstheme="minorBidi" w:eastAsiaTheme="minorEastAsia"/>
+      <w:rFonts w:ascii="Courier" w:hAnsi="Courier" w:eastAsia="" w:cs="" w:cstheme="minorBidi" w:eastAsiaTheme="minorEastAsia"/>
       <w:color w:val="auto"/>
       <w:kern w:val="0"/>
       <w:sz w:val="20"/>
@@ -5823,7 +5863,6 @@
       <w:pPr>
         <w:spacing w:before="0" w:after="0" w:line="240" w:lineRule="auto"/>
       </w:pPr>
-      <w:rPr/>
       <w:tblPr/>
       <w:tcPr>
         <w:tcBorders>
@@ -5969,7 +6008,6 @@
       <w:pPr>
         <w:spacing w:before="0" w:after="0" w:line="240" w:lineRule="auto"/>
       </w:pPr>
-      <w:rPr/>
       <w:tblPr/>
       <w:tcPr>
         <w:tcBorders>
@@ -6115,7 +6153,6 @@
       <w:pPr>
         <w:spacing w:before="0" w:after="0" w:line="240" w:lineRule="auto"/>
       </w:pPr>
-      <w:rPr/>
       <w:tblPr/>
       <w:tcPr>
         <w:tcBorders>
@@ -6261,7 +6298,6 @@
       <w:pPr>
         <w:spacing w:before="0" w:after="0" w:line="240" w:lineRule="auto"/>
       </w:pPr>
-      <w:rPr/>
       <w:tblPr/>
       <w:tcPr>
         <w:tcBorders>
@@ -6407,7 +6443,6 @@
       <w:pPr>
         <w:spacing w:before="0" w:after="0" w:line="240" w:lineRule="auto"/>
       </w:pPr>
-      <w:rPr/>
       <w:tblPr/>
       <w:tcPr>
         <w:tcBorders>
@@ -6553,7 +6588,6 @@
       <w:pPr>
         <w:spacing w:before="0" w:after="0" w:line="240" w:lineRule="auto"/>
       </w:pPr>
-      <w:rPr/>
       <w:tblPr/>
       <w:tcPr>
         <w:tcBorders>
@@ -6699,7 +6733,6 @@
       <w:pPr>
         <w:spacing w:before="0" w:after="0" w:line="240" w:lineRule="auto"/>
       </w:pPr>
-      <w:rPr/>
       <w:tblPr/>
       <w:tcPr>
         <w:tcBorders>
